--- a/dist/Jessie-Chan-CV-capitalcom-pmm.docx
+++ b/dist/Jessie-Chan-CV-capitalcom-pmm.docx
@@ -458,7 +458,7 @@
           <w:sz w:val="20"/>
           <w:szCs w:val="20"/>
         </w:rPr>
-        <w:t xml:space="preserve">Managed £50k+ monthly paid budget with full accountability for efficiency, sustaining 120% ROAS</w:t>
+        <w:t xml:space="preserve">Managed £50k+ monthly paid budget, sustaining 120% ROAS</w:t>
       </w:r>
     </w:p>
     <w:p>
